--- a/Submission/Manuscript V2.docx
+++ b/Submission/Manuscript V2.docx
@@ -384,7 +384,53 @@
         <w:rPr>
           <w:color w:val="000000"/>
         </w:rPr>
-        <w:t>) measured from the &lt;63 μm fraction at an agricultural and forested site; and 2) assess how seven terrain attributes (elevation, SAGA wetness index, relative slope position, catchment area, vertical distance to channel network, plan curvature, profile curvature) relate to these properties through correlation and Random Forest (RF) regression. Across both sites, colour properties exhibited approximately normal distributions with low coefficients of variation (CV), whereas geochemical properties were more variable and skewed. Semivariograms indicated strong spatial dependence for most properties at the agricultural site (median range ≈ 210 m) and moderate dependence at the forested site (ranges 176–298 m). RF models performed better at the agricultural site; elevation, wetness and slope position were the top-ranked predictors for most properties. These results support DEM-based sampling strategies. In practice, sample spacing on the order of the semivariogram range (∼200–230 m) can suffice for mapping in simple agricultural settings, whereas stratified designs (e.g., near-stream vs. hillslope) may be preferable in more complex forested terrains.</w:t>
+        <w:t xml:space="preserve">) measured from the &lt;63 μm fraction at an agricultural and forested site; 2) assess how seven terrain attributes (elevation, SAGA wetness index, relative slope position, catchment area, vertical distance to channel network, plan curvature, profile curvature) relate to these properties through correlation and Random Forest (RF) regression; </w:t>
+      </w:r>
+      <w:r>
+        <w:rPr>
+          <w:color w:val="000000"/>
+        </w:rPr>
+        <w:t xml:space="preserve">and 3) identify patterns the data, using unsupervised Random Forest regression and </w:t>
+      </w:r>
+      <w:r>
+        <w:rPr>
+          <w:rFonts w:eastAsia="Cambria" w:cs="" w:cstheme="minorBidi" w:eastAsiaTheme="minorHAnsi"/>
+          <w:color w:val="000000"/>
+          <w:kern w:val="0"/>
+          <w:sz w:val="24"/>
+          <w:szCs w:val="24"/>
+          <w:lang w:val="en-US" w:eastAsia="en-US" w:bidi="ar-SA"/>
+        </w:rPr>
+        <w:t>hierarchical</w:t>
+      </w:r>
+      <w:r>
+        <w:rPr>
+          <w:color w:val="000000"/>
+        </w:rPr>
+        <w:t xml:space="preserve"> clustering to guide </w:t>
+      </w:r>
+      <w:r>
+        <w:rPr>
+          <w:rFonts w:eastAsia="Cambria" w:cs="" w:cstheme="minorBidi" w:eastAsiaTheme="minorHAnsi"/>
+          <w:color w:val="000000"/>
+          <w:kern w:val="0"/>
+          <w:sz w:val="24"/>
+          <w:szCs w:val="24"/>
+          <w:lang w:val="en-US" w:eastAsia="en-US" w:bidi="ar-SA"/>
+        </w:rPr>
+        <w:t>stratified</w:t>
+      </w:r>
+      <w:r>
+        <w:rPr>
+          <w:color w:val="000000"/>
+        </w:rPr>
+        <w:t xml:space="preserve"> sampling</w:t>
+      </w:r>
+      <w:r>
+        <w:rPr>
+          <w:color w:val="000000"/>
+        </w:rPr>
+        <w:t>. Across both sites, colour properties exhibited approximately normal distributions with low coefficients of variation (CV), whereas geochemical properties were more variable and skewed. Semivariograms indicated strong spatial dependence for most properties at the agricultural site (median range ≈ 210 m) and moderate dependence at the forested site (ranges 176–298 m). RF models performed better at the agricultural site, where elevation, wetness, and slope position were the top predictors for most properties. These results support DEM-based sampling in less complex agricultural terrain but not in forested sites with complex terrain. In practice, sample spacing on the order of the semivariogram range (∼200–230 m) can suffice for mapping in simple agricultural settings, whereas stratified designs (e.g., near-stream vs. hillslope) may be preferable in more complex forested terrains.</w:t>
       </w:r>
     </w:p>
     <w:p>
@@ -448,49 +494,7 @@
         <w:rPr>
           <w:color w:val="000000"/>
         </w:rPr>
-        <w:t xml:space="preserve"> c</w:t>
-      </w:r>
-      <w:r>
-        <w:rPr>
-          <w:color w:val="000000"/>
-        </w:rPr>
-        <w:t>haracteriz</w:t>
-      </w:r>
-      <w:r>
-        <w:rPr>
-          <w:color w:val="000000"/>
-        </w:rPr>
-        <w:t xml:space="preserve">es </w:t>
-      </w:r>
-      <w:r>
-        <w:rPr>
-          <w:color w:val="000000"/>
-        </w:rPr>
-        <w:t xml:space="preserve"> the patterns and drivers of this variation is an important component of many agri</w:t>
-      </w:r>
-      <w:r>
-        <w:rPr>
-          <w:color w:val="000000"/>
-        </w:rPr>
-        <w:t xml:space="preserve">cultural and </w:t>
-      </w:r>
-      <w:r>
-        <w:rPr>
-          <w:color w:val="000000"/>
-        </w:rPr>
-        <w:t xml:space="preserve">environmental studies </w:t>
-      </w:r>
-      <w:r>
-        <w:rPr>
-          <w:color w:val="000000"/>
-        </w:rPr>
-        <w:t>(Soligo et al., 2023; Lark and Marchant, 2018)</w:t>
-      </w:r>
-      <w:r>
-        <w:rPr>
-          <w:color w:val="000000"/>
-        </w:rPr>
-        <w:t>. For example, to meet the desired level of precision for agronomic and environmental nutrient management plans the spatial variability in soil nutrients will influence the soil sampling design in terms of number and locations of soil samples (</w:t>
+        <w:t xml:space="preserve"> characterizes  the patterns and drivers of this variation is an important component of many agricultural and environmental studies (Soligo et al., 2023; Lark and Marchant, 2018). For example, to meet the desired level of precision for agronomic and environmental nutrient management plans the spatial variability in soil nutrients will influence the soil sampling design in terms of number and locations of soil samples (</w:t>
       </w:r>
       <w:r>
         <w:rPr>
@@ -754,14 +758,7 @@
           <w:rStyle w:val="Hyperlink"/>
           <w:color w:val="000000"/>
         </w:rPr>
-        <w:t xml:space="preserve">Collins et al., 2020; </w:t>
-      </w:r>
-      <w:r>
-        <w:rPr>
-          <w:rStyle w:val="Hyperlink"/>
-          <w:color w:val="000000"/>
-        </w:rPr>
-        <w:t>Nosrati et al., 2020</w:t>
+        <w:t>Collins et al., 2020; Nosrati et al., 2020</w:t>
       </w:r>
       <w:r>
         <w:rPr>
@@ -934,19 +931,7 @@
         <w:rPr>
           <w:color w:val="000000"/>
         </w:rPr>
-        <w:t xml:space="preserve">), </w:t>
-      </w:r>
-      <w:r>
-        <w:rPr>
-          <w:color w:val="000000"/>
-        </w:rPr>
-        <w:t xml:space="preserve">enzyme activity (Tajik et al., 2012), soil depth (Mehnatkesh et al., 2013), </w:t>
-      </w:r>
-      <w:r>
-        <w:rPr>
-          <w:color w:val="000000"/>
-        </w:rPr>
-        <w:t>and geochemistry (</w:t>
+        <w:t>), enzyme activity (Tajik et al., 2012), soil depth (Mehnatkesh et al., 2013), and geochemistry (</w:t>
       </w:r>
       <w:r>
         <w:rPr>
@@ -959,25 +944,7 @@
         <w:rPr>
           <w:color w:val="000000"/>
         </w:rPr>
-        <w:t xml:space="preserve">). Similar techniques may provide additional insight into the pedologic and geomorphic processes that drive the observed patterns of fingerprint properties within a given source. Digital elevation models (DEMs) are more widely available through public databases and can be generated using drone imagery, whereas soil property data are more limited in availability and spatial coverage. As a result, terrain attributes derived from DEMs offer a practical and more readily available basis for guiding efficient and spatially informed soil sampling designs (de Gruijter et al., 2006; Minasny and McBraney, 2006). </w:t>
-      </w:r>
-      <w:r>
-        <w:rPr>
-          <w:color w:val="000000"/>
-        </w:rPr>
-        <w:t xml:space="preserve">These DEM-based sampling designs include conditioned Latin hypercube </w:t>
-      </w:r>
-      <w:r>
-        <w:rPr>
-          <w:color w:val="000000"/>
-        </w:rPr>
-        <w:t>(Minasny and McBraney, 2006)</w:t>
-      </w:r>
-      <w:r>
-        <w:rPr>
-          <w:color w:val="000000"/>
-        </w:rPr>
-        <w:t xml:space="preserve">, </w:t>
+        <w:t xml:space="preserve">). Similar techniques may provide additional insight into the pedologic and geomorphic processes that drive the observed patterns of fingerprint properties within a given source. Digital elevation models (DEMs) are more widely available through public databases and can be generated using drone imagery, whereas soil property data are more limited in availability and spatial coverage. As a result, terrain attributes derived from DEMs offer a practical and more readily available basis for guiding efficient and spatially informed soil sampling designs (de Gruijter et al., 2006; Minasny and McBraney, 2006). These DEM-based sampling designs include conditioned Latin hypercube (Minasny and McBraney, 2006), </w:t>
       </w:r>
       <w:bookmarkStart w:id="3" w:name="screen-reader-main-title"/>
       <w:bookmarkEnd w:id="3"/>
@@ -985,25 +952,7 @@
         <w:rPr>
           <w:color w:val="000000"/>
         </w:rPr>
-        <w:t xml:space="preserve">feature space coverage </w:t>
-      </w:r>
-      <w:r>
-        <w:rPr>
-          <w:color w:val="000000"/>
-        </w:rPr>
-        <w:t>(Ma et al. 2020)</w:t>
-      </w:r>
-      <w:r>
-        <w:rPr>
-          <w:color w:val="000000"/>
-        </w:rPr>
-        <w:t xml:space="preserve">, and covariate-wise </w:t>
-      </w:r>
-      <w:r>
-        <w:rPr>
-          <w:color w:val="000000"/>
-        </w:rPr>
-        <w:t>(</w:t>
+        <w:t>feature space coverage (Ma et al. 2020), and covariate-wise (</w:t>
       </w:r>
       <w:r>
         <w:rPr>
@@ -1016,13 +965,7 @@
         <w:rPr>
           <w:color w:val="000000"/>
         </w:rPr>
-        <w:t xml:space="preserve">) </w:t>
-      </w:r>
-      <w:r>
-        <w:rPr>
-          <w:color w:val="000000"/>
-        </w:rPr>
-        <w:t xml:space="preserve">sampling methods. </w:t>
+        <w:t xml:space="preserve">) sampling methods. </w:t>
       </w:r>
     </w:p>
     <w:p>
@@ -1540,13 +1483,7 @@
         <w:rPr>
           <w:color w:val="000000"/>
         </w:rPr>
-        <w:t xml:space="preserve"> v1.8.42</w:t>
-      </w:r>
-      <w:r>
-        <w:rPr>
-          <w:color w:val="000000"/>
-        </w:rPr>
-        <w:t xml:space="preserve"> </w:t>
+        <w:t xml:space="preserve"> v1.8.42 </w:t>
       </w:r>
       <w:r>
         <w:rPr>
@@ -1641,19 +1578,7 @@
         <w:rPr>
           <w:color w:val="000000"/>
         </w:rPr>
-        <w:t xml:space="preserve">). Univariate summaries included CV classes (low &lt;15%, moderate 15–35%, high 35–75%, very high &gt;75%) </w:t>
-      </w:r>
-      <w:r>
-        <w:rPr>
-          <w:color w:val="000000"/>
-        </w:rPr>
-        <w:t xml:space="preserve">(Pennock and Braidek, 2008) </w:t>
-      </w:r>
-      <w:r>
-        <w:rPr>
-          <w:color w:val="000000"/>
-        </w:rPr>
-        <w:t>and skewness categories (symmetric: −0.5 to 0.5; moderate: −1.0 to −0.5 or 0.5 to 1.0; high: &lt;−1.0 or &gt;1.0).</w:t>
+        <w:t>). Univariate summaries included CV classes (low &lt;15%, moderate 15–35%, high 35–75%, very high &gt;75%) (Pennock and Braidek, 2008) and skewness categories (symmetric: −0.5 to 0.5; moderate: −1.0 to −0.5 or 0.5 to 1.0; high: &lt;−1.0 or &gt;1.0).</w:t>
       </w:r>
     </w:p>
     <w:p>
@@ -2230,39 +2155,13 @@
           <w:rStyle w:val="Hyperlink"/>
           <w:color w:val="000000"/>
         </w:rPr>
-        <w:t>Figure</w:t>
-      </w:r>
-      <w:r>
-        <w:rPr>
-          <w:rStyle w:val="Hyperlink"/>
-          <w:color w:val="000000"/>
-        </w:rPr>
-        <w:t>s</w:t>
-      </w:r>
-      <w:r>
-        <w:rPr>
-          <w:rStyle w:val="Hyperlink"/>
-          <w:color w:val="000000"/>
-        </w:rPr>
-        <w:t xml:space="preserve"> S1</w:t>
-      </w:r>
-      <w:r>
-        <w:rPr>
-          <w:color w:val="000000"/>
-        </w:rPr>
-        <w:t xml:space="preserve"> </w:t>
-      </w:r>
-      <w:r>
-        <w:rPr>
-          <w:color w:val="000000"/>
-        </w:rPr>
-        <w:t>and S2</w:t>
-      </w:r>
-      <w:r>
-        <w:rPr>
-          <w:color w:val="000000"/>
-        </w:rPr>
-        <w:t>.</w:t>
+        <w:t>Figures S1</w:t>
+      </w:r>
+      <w:r>
+        <w:rPr>
+          <w:color w:val="000000"/>
+        </w:rPr>
+        <w:t xml:space="preserve"> and S2.</w:t>
       </w:r>
     </w:p>
     <w:p>
@@ -4254,15 +4153,7 @@
       </w:pPr>
       <w:r>
         <w:rPr/>
-        <w:t xml:space="preserve">Ma, T., Brus, D.J., Zhu, A.X., Zhang, </w:t>
-      </w:r>
-      <w:r>
-        <w:rPr/>
-        <w:t xml:space="preserve">L., Scholten, T., </w:t>
-      </w:r>
-      <w:r>
-        <w:rPr/>
-        <w:t xml:space="preserve">2020. Comparison of conditioned Latin hypercube and feature space coverage sampling for predicting soil classes using simulation from soil maps. Geoderma 370:114366. </w:t>
+        <w:t xml:space="preserve">Ma, T., Brus, D.J., Zhu, A.X., Zhang, L., Scholten, T., 2020. Comparison of conditioned Latin hypercube and feature space coverage sampling for predicting soil classes using simulation from soil maps. Geoderma 370:114366. </w:t>
       </w:r>
       <w:hyperlink r:id="rId36">
         <w:r>
@@ -4468,15 +4359,7 @@
       </w:pPr>
       <w:r>
         <w:rPr/>
-        <w:t xml:space="preserve">Nosrati, K., Akbari-Mandiabad, M., Ayoubi, S., </w:t>
-      </w:r>
-      <w:r>
-        <w:rPr/>
-        <w:t xml:space="preserve">Degos, E., Koubansky, A., Coquatrix, Q., Pulley, S., Collins A.L., </w:t>
-      </w:r>
-      <w:r>
-        <w:rPr/>
-        <w:t>2020. Storm dust source fingerprinting for different particle size fractions using colour and magnetic susceptibility and a Bayesian un-mixing model. Environmental Science and Pollution Research 27:31578–31594. https://doi.org/10.1007/s11356-020-09249-3</w:t>
+        <w:t>Nosrati, K., Akbari-Mandiabad, M., Ayoubi, S., Degos, E., Koubansky, A., Coquatrix, Q., Pulley, S., Collins A.L., 2020. Storm dust source fingerprinting for different particle size fractions using colour and magnetic susceptibility and a Bayesian un-mixing model. Environmental Science and Pollution Research 27:31578–31594. https://doi.org/10.1007/s11356-020-09249-3</w:t>
       </w:r>
     </w:p>
     <w:p>
@@ -4656,39 +4539,7 @@
       </w:pPr>
       <w:r>
         <w:rPr/>
-        <w:t xml:space="preserve">Soligo, M.F., Pedron, F.A., Moura-Bueno, J.M., </w:t>
-      </w:r>
-      <w:r>
-        <w:rPr/>
-        <w:t xml:space="preserve">Hort, T.Z., Dalmolin, R.S.D., Nalin, R.S., </w:t>
-      </w:r>
-      <w:r>
-        <w:rPr/>
-        <w:t>2023. Sampling Design and Spatial Modeling of Available Phosphorus in a Complex Agricultural Area in Southern Brazil. J</w:t>
-      </w:r>
-      <w:r>
-        <w:rPr/>
-        <w:t>ournal of</w:t>
-      </w:r>
-      <w:r>
-        <w:rPr/>
-        <w:t xml:space="preserve"> Soil Sci</w:t>
-      </w:r>
-      <w:r>
-        <w:rPr/>
-        <w:t>ence and</w:t>
-      </w:r>
-      <w:r>
-        <w:rPr/>
-        <w:t xml:space="preserve"> Plant Nutr</w:t>
-      </w:r>
-      <w:r>
-        <w:rPr/>
-        <w:t>ition</w:t>
-      </w:r>
-      <w:r>
-        <w:rPr/>
-        <w:t xml:space="preserve"> 23:6125–6138. </w:t>
+        <w:t xml:space="preserve">Soligo, M.F., Pedron, F.A., Moura-Bueno, J.M., Hort, T.Z., Dalmolin, R.S.D., Nalin, R.S., 2023. Sampling Design and Spatial Modeling of Available Phosphorus in a Complex Agricultural Area in Southern Brazil. Journal of Soil Science and Plant Nutrition 23:6125–6138. </w:t>
       </w:r>
       <w:hyperlink r:id="rId48">
         <w:r>
@@ -5018,28 +4869,8 @@
         <w:rPr>
           <w:rStyle w:val="Hyperlink"/>
         </w:rPr>
-        <w:t xml:space="preserve">Žížala, D., Princ, T., Skála, J., Juřicová, </w:t>
-      </w:r>
-      <w:r>
-        <w:rPr>
-          <w:rStyle w:val="Hyperlink"/>
-        </w:rPr>
-        <w:t xml:space="preserve">A., Lukas, V., Bohovic, R., Zádorová, T., Minařík, R., </w:t>
-      </w:r>
-      <w:r>
-        <w:rPr>
-          <w:rStyle w:val="Hyperlink"/>
-        </w:rPr>
-        <w:t xml:space="preserve">2024. Soil sampling design matters - Enhancing the efficiency of digital soil mapping at the field scale. Geoderma Regional 39:e00874. </w:t>
-      </w:r>
-      <w:hyperlink r:id="rId61">
-        <w:r>
-          <w:rPr>
-            <w:rStyle w:val="Hyperlink"/>
-          </w:rPr>
-          <w:t>https://doi.org/10.1016/j.geodrs.2024.e00874</w:t>
-        </w:r>
-      </w:hyperlink>
+        <w:t>Žížala, D., Princ, T., Skála, J., Juřicová, A., Lukas, V., Bohovic, R., Zádorová, T., Minařík, R., 2024. Soil sampling design matters - Enhancing the efficiency of digital soil mapping at the field scale. Geoderma Regional 39:e00874. https://doi.org/10.1016/j.geodrs.2024.e00874</w:t>
+      </w:r>
     </w:p>
     <w:p>
       <w:pPr>
